--- a/Documentation/pruebas/Plan_de_Pruebas_de_Software_RespiCare.docx
+++ b/Documentation/pruebas/Plan_de_Pruebas_de_Software_RespiCare.docx
@@ -200,7 +200,7 @@
           </w:tcPr>
           <w:p>
             <w:r>
-              <w:t>Semana 03 — Plan de Pruebas de Software (planificación, sin ejecución de nuevas pruebas)</w:t>
+              <w:t>Semana 03 — Plan de Pruebas de Software (v1.2: incluye la implementación de las pruebas que cerraron los gaps CP-006/CP-007)</w:t>
             </w:r>
           </w:p>
         </w:tc>
@@ -222,7 +222,7 @@
           </w:tcPr>
           <w:p>
             <w:r>
-              <w:t>1.1</w:t>
+              <w:t>1.2</w:t>
             </w:r>
           </w:p>
         </w:tc>
@@ -447,6 +447,48 @@
           </w:p>
         </w:tc>
       </w:tr>
+      <w:tr>
+        <w:tc>
+          <w:tcPr>
+            <w:tcW w:type="dxa" w:w="2160"/>
+          </w:tcPr>
+          <w:p>
+            <w:r>
+              <w:t>1.2</w:t>
+            </w:r>
+          </w:p>
+        </w:tc>
+        <w:tc>
+          <w:tcPr>
+            <w:tcW w:type="dxa" w:w="2160"/>
+          </w:tcPr>
+          <w:p>
+            <w:r>
+              <w:t>04/09/2026</w:t>
+            </w:r>
+          </w:p>
+        </w:tc>
+        <w:tc>
+          <w:tcPr>
+            <w:tcW w:type="dxa" w:w="2160"/>
+          </w:tcPr>
+          <w:p>
+            <w:r>
+              <w:t>Cesar Fabian Chávez Linares</w:t>
+            </w:r>
+          </w:p>
+        </w:tc>
+        <w:tc>
+          <w:tcPr>
+            <w:tcW w:type="dxa" w:w="2160"/>
+          </w:tcPr>
+          <w:p>
+            <w:r>
+              <w:t>Se implementan y aprueban las pruebas que cerraban los gaps CP-006 (RF-006, módulo shap_explainer.py) y CP-007 (RF-007, aiAnalysisReviewService.ts / aiAnalysisReviewRoutes.ts). Ambos casos se reclasifican de En progreso / No iniciado a Implementado (100 %) en la sección 5.</w:t>
+            </w:r>
+          </w:p>
+        </w:tc>
+      </w:tr>
     </w:tbl>
     <w:p>
       <w:pPr>
@@ -474,7 +516,7 @@
           <w:b w:val="0"/>
           <w:i w:val="0"/>
         </w:rPr>
-        <w:t>El presente documento corresponde a la planificación de pruebas de software del proyecto (Semana 03 del curso). Su alcance es exclusivamente de planificación: define qué pruebas son necesarias para satisfacer los requerimientos funcionales (RF-001 a RF-012) y no funcionales (RNF-001 a RNF-012) del SRS v2.0. No se implementa ni ejecuta ninguna prueba nueva como parte de esta entrega; el Catálogo de Pruebas adjunto documenta además, con fines de trazabilidad, el estado real de la suite de pruebas ya existente en el repositorio del proyecto.</w:t>
+        <w:t>El presente documento corresponde a la planificación de pruebas de software del proyecto (Semana 03 del curso). Su alcance es exclusivamente de planificación: define qué pruebas son necesarias para satisfacer los requerimientos funcionales (RF-001 a RF-012) y no funcionales (RNF-001 a RNF-012) del SRS v2.0. A partir de la versión 1.2, el plan incorpora además la implementación real de las pruebas que cerraron los gaps CP-006 (RF-006) y CP-007 (RF-007), detectados durante la revisión inicial; el Catálogo de Pruebas adjunto documenta, con fines de trazabilidad, el estado real de la suite de pruebas del proyecto tras dicha implementación.</w:t>
       </w:r>
     </w:p>
     <w:p>
@@ -659,7 +701,7 @@
           <w:b w:val="0"/>
           <w:i w:val="0"/>
         </w:rPr>
-        <w:t>El proyecto cuenta con una suite de pruebas automatizadas ya consolidada (Jest/Supertest en backend, Jest/Cypress en web, Jest en móvil y Pytest en AI-services), integrada en 20 flujos de GitHub Actions que incluyen pruebas unitarias, de integración, end-to-end, de rendimiento, de seguridad (SAST/DAST) y de cobertura mínima del 80 % en módulos críticos. Este plan formaliza dicha estrategia frente a los requerimientos del SRS, confirma qué áreas ya están cubiertas y documenta explícitamente los vacíos (gaps) reales identificados durante la revisión: explicabilidad SHAP a nivel de módulo (RF-006), pruebas de servicio del panel del doctor (RF-007), ejecución de la prueba de carga a escala objetivo de 10 000 usuarios concurrentes (RNF-005) y pruebas end-to-end automatizadas para la aplicación móvil (actualmente solo cubierta con pruebas unitarias Jest).</w:t>
+        <w:t>El proyecto cuenta con una suite de pruebas automatizadas ya consolidada (Jest/Supertest en backend, Jest/Cypress en web, Jest en móvil y Pytest en AI-services), integrada en 20 flujos de GitHub Actions que incluyen pruebas unitarias, de integración, end-to-end, de rendimiento, de seguridad (SAST/DAST) y de cobertura mínima del 80 % en módulos críticos. Este plan formaliza dicha estrategia frente a los requerimientos del SRS, confirma qué áreas ya están cubiertas y documenta explícitamente los vacíos (gaps) reales identificados durante la revisión. Dos de los gaps originalmente detectados — explicabilidad SHAP a nivel de módulo (RF-006) y pruebas de servicio del panel del doctor (RF-007) — ya fueron cerrados mediante la implementación de test_shap_explainer.py, aiAnalysisReviewService.test.ts y aiAnalysisReview.integration.test.ts (ver sección 5.2). Quedan pendientes: la ejecución de la prueba de carga a escala objetivo de 10 000 usuarios concurrentes (RNF-005) y pruebas end-to-end automatizadas para la aplicación móvil (actualmente solo cubierta con pruebas unitarias Jest).</w:t>
       </w:r>
     </w:p>
     <w:p>
@@ -769,7 +811,7 @@
           </w:tcPr>
           <w:p>
             <w:r>
-              <w:t>16</w:t>
+              <w:t>18</w:t>
             </w:r>
           </w:p>
         </w:tc>
@@ -779,7 +821,7 @@
           </w:tcPr>
           <w:p>
             <w:r>
-              <w:t>80 %</w:t>
+              <w:t>90 %</w:t>
             </w:r>
           </w:p>
         </w:tc>
@@ -801,7 +843,7 @@
           </w:tcPr>
           <w:p>
             <w:r>
-              <w:t>2</w:t>
+              <w:t>1</w:t>
             </w:r>
           </w:p>
         </w:tc>
@@ -811,7 +853,7 @@
           </w:tcPr>
           <w:p>
             <w:r>
-              <w:t>10 %</w:t>
+              <w:t>5 %</w:t>
             </w:r>
           </w:p>
         </w:tc>
@@ -833,7 +875,7 @@
           </w:tcPr>
           <w:p>
             <w:r>
-              <w:t>2</w:t>
+              <w:t>1</w:t>
             </w:r>
           </w:p>
         </w:tc>
@@ -843,7 +885,7 @@
           </w:tcPr>
           <w:p>
             <w:r>
-              <w:t>10 %</w:t>
+              <w:t>5 %</w:t>
             </w:r>
           </w:p>
         </w:tc>
@@ -1372,6 +1414,70 @@
           <w:p>
             <w:r>
               <w:t>Umbrales configurados en pytest.ini / jest.config.js, verificados en CI</w:t>
+            </w:r>
+          </w:p>
+        </w:tc>
+      </w:tr>
+      <w:tr>
+        <w:tc>
+          <w:tcPr>
+            <w:tcW w:type="dxa" w:w="1701"/>
+          </w:tcPr>
+          <w:p>
+            <w:r>
+              <w:t>CP-006</w:t>
+            </w:r>
+          </w:p>
+        </w:tc>
+        <w:tc>
+          <w:tcPr>
+            <w:tcW w:type="dxa" w:w="3402"/>
+          </w:tcPr>
+          <w:p>
+            <w:r>
+              <w:t>RF-006 Explicabilidad (SHAP)</w:t>
+            </w:r>
+          </w:p>
+        </w:tc>
+        <w:tc>
+          <w:tcPr>
+            <w:tcW w:type="dxa" w:w="3969"/>
+          </w:tcPr>
+          <w:p>
+            <w:r>
+              <w:t>test_shap_explainer.py (14 casos: load_model, explain_prediction, explain_batch, get_feature_importance_summary), sumado al ya existente test_patient_friendly_explainer.py para la capa de presentación.</w:t>
+            </w:r>
+          </w:p>
+        </w:tc>
+      </w:tr>
+      <w:tr>
+        <w:tc>
+          <w:tcPr>
+            <w:tcW w:type="dxa" w:w="1701"/>
+          </w:tcPr>
+          <w:p>
+            <w:r>
+              <w:t>CP-007</w:t>
+            </w:r>
+          </w:p>
+        </w:tc>
+        <w:tc>
+          <w:tcPr>
+            <w:tcW w:type="dxa" w:w="3402"/>
+          </w:tcPr>
+          <w:p>
+            <w:r>
+              <w:t>RF-007 Panel del doctor</w:t>
+            </w:r>
+          </w:p>
+        </w:tc>
+        <w:tc>
+          <w:tcPr>
+            <w:tcW w:type="dxa" w:w="3969"/>
+          </w:tcPr>
+          <w:p>
+            <w:r>
+              <w:t>aiAnalysisReviewService.test.ts (13 casos, 100 % de cobertura de statements/functions/lines) y aiAnalysisReview.integration.test.ts (11 casos end-to-end sobre /api/v1/ai-analysis con mongodb-memory-server), cubriendo aprobación, rechazo, ajuste, firma electrónica, autorización por rol y bloqueo de doble revisión.</w:t>
             </w:r>
           </w:p>
         </w:tc>
@@ -1479,48 +1585,6 @@
           </w:tcPr>
           <w:p>
             <w:r>
-              <w:t>CP-006</w:t>
-            </w:r>
-          </w:p>
-        </w:tc>
-        <w:tc>
-          <w:tcPr>
-            <w:tcW w:type="dxa" w:w="3402"/>
-          </w:tcPr>
-          <w:p>
-            <w:r>
-              <w:t>RF-006 Explicabilidad (SHAP)</w:t>
-            </w:r>
-          </w:p>
-        </w:tc>
-        <w:tc>
-          <w:tcPr>
-            <w:tcW w:type="dxa" w:w="1134"/>
-          </w:tcPr>
-          <w:p>
-            <w:r>
-              <w:t>~50 %</w:t>
-            </w:r>
-          </w:p>
-        </w:tc>
-        <w:tc>
-          <w:tcPr>
-            <w:tcW w:type="dxa" w:w="4535"/>
-          </w:tcPr>
-          <w:p>
-            <w:r>
-              <w:t>Existe test_patient_friendly_explainer.py, que cubre la capa de presentación de la explicación al paciente, pero el módulo núcleo shap_explainer.py (cálculo de valores SHAP) no cuenta con una prueba unitaria dedicada.</w:t>
-            </w:r>
-          </w:p>
-        </w:tc>
-      </w:tr>
-      <w:tr>
-        <w:tc>
-          <w:tcPr>
-            <w:tcW w:type="dxa" w:w="1134"/>
-          </w:tcPr>
-          <w:p>
-            <w:r>
               <w:t>CP-014</w:t>
             </w:r>
           </w:p>
@@ -1632,38 +1696,6 @@
                 <w:color w:val="FFFFFF"/>
               </w:rPr>
               <w:t>Detalle</w:t>
-            </w:r>
-          </w:p>
-        </w:tc>
-      </w:tr>
-      <w:tr>
-        <w:tc>
-          <w:tcPr>
-            <w:tcW w:type="dxa" w:w="1134"/>
-          </w:tcPr>
-          <w:p>
-            <w:r>
-              <w:t>CP-007</w:t>
-            </w:r>
-          </w:p>
-        </w:tc>
-        <w:tc>
-          <w:tcPr>
-            <w:tcW w:type="dxa" w:w="3402"/>
-          </w:tcPr>
-          <w:p>
-            <w:r>
-              <w:t>RF-007 Panel del doctor</w:t>
-            </w:r>
-          </w:p>
-        </w:tc>
-        <w:tc>
-          <w:tcPr>
-            <w:tcW w:type="dxa" w:w="5669"/>
-          </w:tcPr>
-          <w:p>
-            <w:r>
-              <w:t>aiAnalysisReviewService.ts y aiAnalysisReviewRoutes.ts no tienen ningún test de servicio o de integración. Solo existe AIAnalysis.test.ts, que prueba el modelo de datos, no la lógica de revisión, aceptación/rechazo o firma médica.</w:t>
             </w:r>
           </w:p>
         </w:tc>
@@ -2367,7 +2399,7 @@
           <w:b w:val="0"/>
           <w:i w:val="0"/>
         </w:rPr>
-        <w:t>Para efectos de esta planificación, se consideran como funcionalidades a cubrir la totalidad de RF-001 a RF-012, priorizando los gaps reales identificados: RF-006 (prueba dedicada del módulo shap_explainer.py) y RF-007 (prueba de servicio de aiAnalysisReviewService.ts). El detalle caso por caso se documenta en el Catálogo de Pruebas (Catalogo_de_Pruebas_RespiCare.xlsx) adjunto a este plan.</w:t>
+        <w:t>Para efectos de esta planificación, se consideran como funcionalidades a cubrir la totalidad de RF-001 a RF-012. Los gaps de RF-006 (módulo shap_explainer.py) y RF-007 (aiAnalysisReviewService.ts / aiAnalysisReviewRoutes.ts) ya fueron cerrados (ver sección 5.2); los pendientes restantes son la ejecución de la prueba de carga a escala de 10 000 usuarios (RNF-005) y la configuración de un framework E2E para la app móvil. El detalle caso por caso se documenta en el Catálogo de Pruebas (Catalogo_de_Pruebas_RespiCare.xlsx) adjunto a este plan.</w:t>
       </w:r>
     </w:p>
     <w:p>

--- a/Documentation/pruebas/Plan_de_Pruebas_de_Software_RespiCare.docx
+++ b/Documentation/pruebas/Plan_de_Pruebas_de_Software_RespiCare.docx
@@ -112,7 +112,7 @@
           </w:tcPr>
           <w:p>
             <w:r>
-              <w:t>Construcción de Software I</w:t>
+              <w:t>Construcción de Software II</w:t>
             </w:r>
           </w:p>
         </w:tc>
@@ -134,7 +134,7 @@
           </w:tcPr>
           <w:p>
             <w:r>
-              <w:t>Mag. Alberto Johnatan Flor Rodríguez</w:t>
+              <w:t>Mag. Ricardo Eduardo Valcárcel Alvarado</w:t>
             </w:r>
           </w:p>
         </w:tc>
@@ -200,7 +200,7 @@
           </w:tcPr>
           <w:p>
             <w:r>
-              <w:t>Semana 03 — Plan de Pruebas de Software (v1.2: incluye la implementación de las pruebas que cerraron los gaps CP-006/CP-007)</w:t>
+              <w:t>Semana 03 — Plan de Pruebas de Software (v1.7: se reescribe la sección 5 "Estado actual de implementación de las pruebas" para reflejar la segmentación del Catálogo en 5 tipos de prueba por RF, con avance por RF y a nivel granular)</w:t>
             </w:r>
           </w:p>
         </w:tc>
@@ -222,7 +222,7 @@
           </w:tcPr>
           <w:p>
             <w:r>
-              <w:t>1.2</w:t>
+              <w:t>1.7</w:t>
             </w:r>
           </w:p>
         </w:tc>
@@ -266,7 +266,7 @@
           </w:tcPr>
           <w:p>
             <w:r>
-              <w:t>04 de septiembre de 2026</w:t>
+              <w:t>06 de septiembre de 2026</w:t>
             </w:r>
           </w:p>
         </w:tc>
@@ -489,6 +489,220 @@
           </w:p>
         </w:tc>
       </w:tr>
+      <w:tr>
+        <w:tc>
+          <w:tcPr>
+            <w:tcW w:type="dxa" w:w="2160"/>
+          </w:tcPr>
+          <w:p>
+            <w:r>
+              <w:t>1.3</w:t>
+            </w:r>
+          </w:p>
+        </w:tc>
+        <w:tc>
+          <w:tcPr>
+            <w:tcW w:type="dxa" w:w="2160"/>
+          </w:tcPr>
+          <w:p>
+            <w:r>
+              <w:t>04/09/2026</w:t>
+            </w:r>
+          </w:p>
+        </w:tc>
+        <w:tc>
+          <w:tcPr>
+            <w:tcW w:type="dxa" w:w="2160"/>
+          </w:tcPr>
+          <w:p>
+            <w:r>
+              <w:t>Cesar Fabian Chávez Linares</w:t>
+            </w:r>
+          </w:p>
+        </w:tc>
+        <w:tc>
+          <w:tcPr>
+            <w:tcW w:type="dxa" w:w="2160"/>
+          </w:tcPr>
+          <w:p>
+            <w:r>
+              <w:t>Se implementa y verifica la prueba E2E móvil (Cypress) que cerraba el gap CP-018 (login → dashboard → análisis de síntomas; modo offline → sincronización), y se actualiza el nombre del docente del curso.</w:t>
+            </w:r>
+          </w:p>
+        </w:tc>
+      </w:tr>
+      <w:tr>
+        <w:tc>
+          <w:tcPr>
+            <w:tcW w:type="dxa" w:w="2160"/>
+          </w:tcPr>
+          <w:p>
+            <w:r>
+              <w:t>1.4</w:t>
+            </w:r>
+          </w:p>
+        </w:tc>
+        <w:tc>
+          <w:tcPr>
+            <w:tcW w:type="dxa" w:w="2160"/>
+          </w:tcPr>
+          <w:p>
+            <w:r>
+              <w:t>04/09/2026</w:t>
+            </w:r>
+          </w:p>
+        </w:tc>
+        <w:tc>
+          <w:tcPr>
+            <w:tcW w:type="dxa" w:w="2160"/>
+          </w:tcPr>
+          <w:p>
+            <w:r>
+              <w:t>Cesar Fabian Chávez Linares</w:t>
+            </w:r>
+          </w:p>
+        </w:tc>
+        <w:tc>
+          <w:tcPr>
+            <w:tcW w:type="dxa" w:w="2160"/>
+          </w:tcPr>
+          <w:p>
+            <w:r>
+              <w:t>Se corrige el nombre y título del docente del curso a "Mag. Ricardo Eduardo Valcárcel Alvarado" (dato verificado contra la guía de laboratorio oficial 03_SI-083_GL_PruebasSoftware.pdf), se corrige el campo Asignatura a "Construcción de Software II" (curso en el que se realiza esta entrega, según la misma guía) y se corrige la fila de pruebas E2E en la tabla de estrategia (sección 6.6) para reflejar que la cobertura móvil (CP-018) ya fue cerrada con Cypress.</w:t>
+            </w:r>
+          </w:p>
+        </w:tc>
+      </w:tr>
+      <w:tr>
+        <w:tc>
+          <w:tcPr>
+            <w:tcW w:type="dxa" w:w="2160"/>
+          </w:tcPr>
+          <w:p>
+            <w:r>
+              <w:rPr/>
+              <w:t>1.5</w:t>
+            </w:r>
+          </w:p>
+        </w:tc>
+        <w:tc>
+          <w:tcPr>
+            <w:tcW w:type="dxa" w:w="2160"/>
+          </w:tcPr>
+          <w:p>
+            <w:r>
+              <w:rPr/>
+              <w:t>05/09/2026</w:t>
+            </w:r>
+          </w:p>
+        </w:tc>
+        <w:tc>
+          <w:tcPr>
+            <w:tcW w:type="dxa" w:w="2160"/>
+          </w:tcPr>
+          <w:p>
+            <w:r>
+              <w:rPr/>
+              <w:t>Cesar Fabian Chávez Linares</w:t>
+            </w:r>
+          </w:p>
+        </w:tc>
+        <w:tc>
+          <w:tcPr>
+            <w:tcW w:type="dxa" w:w="2160"/>
+          </w:tcPr>
+          <w:p>
+            <w:r>
+              <w:rPr/>
+              <w:t>Se agregan 8 documentos de Especificación de Caso de Prueba (formato oficial del curso) para los casos CP-001, CP-002, CP-003, CP-004, CP-006, CP-007, CP-009 y CP-018, con contenido derivado de los archivos de prueba reales del proyecto (Documentation/pruebas/especificaciones/). Se reestructura además el Catálogo de Pruebas (Catalogo_de_Pruebas_RespiCare.xlsx): las filas correspondientes a los 12 requerimientos funcionales (RF-001 a RF-012) se segmentan en 5 casos cada uno (Prueba Unitaria, de Integración, Funcional, de Rendimiento y de Aceptación), pasando de 20 a 68 filas de datos. Se documentan honestamente 9 vacíos de cobertura detectados durante la segmentación (ausencia de prueba funcional y/o de rendimiento dedicada en RF-003, RF-005, RF-006, RF-007, RF-011 y RF-012, y de integración en RF-006 y RF-011), marcados como "Pendiente" con recomendación de solución. Los casos transversales de requerimientos no funcionales (CP-001b, CP-002b, CP-013 a CP-018) se conservan como sección complementaria.</w:t>
+            </w:r>
+          </w:p>
+        </w:tc>
+      </w:tr>
+      <w:tr>
+        <w:tc>
+          <w:tcPr>
+            <w:tcW w:type="dxa" w:w="2160"/>
+          </w:tcPr>
+          <w:p>
+            <w:r>
+              <w:t>1.6</w:t>
+            </w:r>
+          </w:p>
+        </w:tc>
+        <w:tc>
+          <w:tcPr>
+            <w:tcW w:type="dxa" w:w="2160"/>
+          </w:tcPr>
+          <w:p>
+            <w:r>
+              <w:t>05/09/2026</w:t>
+            </w:r>
+          </w:p>
+        </w:tc>
+        <w:tc>
+          <w:tcPr>
+            <w:tcW w:type="dxa" w:w="2160"/>
+          </w:tcPr>
+          <w:p>
+            <w:r>
+              <w:t>Cesar Fabian Chávez Linares</w:t>
+            </w:r>
+          </w:p>
+        </w:tc>
+        <w:tc>
+          <w:tcPr>
+            <w:tcW w:type="dxa" w:w="2160"/>
+          </w:tcPr>
+          <w:p>
+            <w:r>
+              <w:t>Se agregan al Catálogo de Pruebas las columnas "Escenario(s) Positivo(s)/Éxito" y "Escenario(s) Negativo(s)/Error" (21 columnas, A-U), con al menos un escenario de éxito y uno de error documentado por cada uno de los 68 casos (60 segmentados por RF + 8 complementarios), derivados de evidencia real de tests (describe/it de Jest, Pytest y Cypress). En los 13 casos ya marcados como "Pendiente" (CP-003-R, CP-005-F/R, CP-006-I/F/R, CP-007-F/R, CP-011-I/F/R, CP-012-F/R) ambas columnas se marcan honestamente como "N/A — Pendiente" en vez de inventar escenarios. Se amplían con 1-2 escenarios reales adicionales las celdas de CP-001-U, CP-007-U, CP-009-U y CP-010-U, que contaban con más cobertura real de la documentada inicialmente. Adicionalmente, se corrige un daño de datos preexistente en la fila CP-012-A (columnas B-S vacías por un merge de celdas desalineado con la fila separadora "CASOS COMPLEMENTARIOS"), restaurando su contenido original y reubicando el merge de la fila separadora a su posición correcta (fila 66).</w:t>
+            </w:r>
+          </w:p>
+        </w:tc>
+      </w:tr>
+      <w:tr>
+        <w:tc>
+          <w:tcPr>
+            <w:tcW w:type="dxa" w:w="2160"/>
+          </w:tcPr>
+          <w:p>
+            <w:r>
+              <w:t>1.7</w:t>
+            </w:r>
+          </w:p>
+        </w:tc>
+        <w:tc>
+          <w:tcPr>
+            <w:tcW w:type="dxa" w:w="2160"/>
+          </w:tcPr>
+          <w:p>
+            <w:r>
+              <w:t>06/09/2026</w:t>
+            </w:r>
+          </w:p>
+        </w:tc>
+        <w:tc>
+          <w:tcPr>
+            <w:tcW w:type="dxa" w:w="2160"/>
+          </w:tcPr>
+          <w:p>
+            <w:r>
+              <w:t>Cesar Fabian Chávez Linares</w:t>
+            </w:r>
+          </w:p>
+        </w:tc>
+        <w:tc>
+          <w:tcPr>
+            <w:tcW w:type="dxa" w:w="2160"/>
+          </w:tcPr>
+          <w:p>
+            <w:r>
+              <w:t>Se reescribe la sección 5 "Estado actual de implementación de las pruebas" para reflejar la segmentación del Catálogo de Pruebas en 5 tipos de prueba por RF (v1.5/v1.6). El avance ahora se reporta a dos niveles: por RF (6 de 12 RF completos con 5/5 tipos, 6 en progreso, 0 no iniciados) y a nivel granular de los 68 casos del catálogo (53 Implementado, 1 Implementado parcial, 1 En progreso, 13 Pendiente). La sección 5.3 detalla, por cada RF en progreso (CP-003, CP-005, CP-006, CP-007, CP-011, CP-012), qué tipos de prueba están implementados y cuáles pendientes, verificado directamente contra el código y los archivos de test actuales del repositorio (se confirmó, entre otros hallazgos, que no existe un endpoint /symptom-analyzer/explain para RF-006 y que no hay test de integración para el módulo educativo de RF-011).</w:t>
+            </w:r>
+          </w:p>
+        </w:tc>
+      </w:tr>
     </w:tbl>
     <w:p>
       <w:pPr>
@@ -516,7 +730,7 @@
           <w:b w:val="0"/>
           <w:i w:val="0"/>
         </w:rPr>
-        <w:t>El presente documento corresponde a la planificación de pruebas de software del proyecto (Semana 03 del curso). Su alcance es exclusivamente de planificación: define qué pruebas son necesarias para satisfacer los requerimientos funcionales (RF-001 a RF-012) y no funcionales (RNF-001 a RNF-012) del SRS v2.0. A partir de la versión 1.2, el plan incorpora además la implementación real de las pruebas que cerraron los gaps CP-006 (RF-006) y CP-007 (RF-007), detectados durante la revisión inicial; el Catálogo de Pruebas adjunto documenta, con fines de trazabilidad, el estado real de la suite de pruebas del proyecto tras dicha implementación.</w:t>
+        <w:t>El presente documento corresponde a la planificación de pruebas de software del proyecto (Semana 03 del curso). Su alcance es exclusivamente de planificación: define qué pruebas son necesarias para satisfacer los requerimientos funcionales (RF-001 a RF-012) y no funcionales (RNF-001 a RNF-012) del SRS v2.0. A partir de la versión 1.2, el plan incorpora además la implementación real de las pruebas que cerraron los gaps CP-006 (RF-006) y CP-007 (RF-007), y a partir de la versión 1.3 el cierre del gap CP-018 (E2E móvil); el Catálogo de Pruebas adjunto documenta, con fines de trazabilidad, el estado real de la suite de pruebas del proyecto tras dicha implementación.</w:t>
       </w:r>
     </w:p>
     <w:p>
@@ -662,7 +876,7 @@
           </w:tcPr>
           <w:p>
             <w:r>
-              <w:t>Mag. Alberto Johnatan Flor Rodríguez</w:t>
+              <w:t>Mag. Ricardo Eduardo Valcárcel Alvarado</w:t>
             </w:r>
           </w:p>
         </w:tc>
@@ -701,7 +915,7 @@
           <w:b w:val="0"/>
           <w:i w:val="0"/>
         </w:rPr>
-        <w:t>El proyecto cuenta con una suite de pruebas automatizadas ya consolidada (Jest/Supertest en backend, Jest/Cypress en web, Jest en móvil y Pytest en AI-services), integrada en 20 flujos de GitHub Actions que incluyen pruebas unitarias, de integración, end-to-end, de rendimiento, de seguridad (SAST/DAST) y de cobertura mínima del 80 % en módulos críticos. Este plan formaliza dicha estrategia frente a los requerimientos del SRS, confirma qué áreas ya están cubiertas y documenta explícitamente los vacíos (gaps) reales identificados durante la revisión. Dos de los gaps originalmente detectados — explicabilidad SHAP a nivel de módulo (RF-006) y pruebas de servicio del panel del doctor (RF-007) — ya fueron cerrados mediante la implementación de test_shap_explainer.py, aiAnalysisReviewService.test.ts y aiAnalysisReview.integration.test.ts (ver sección 5.2). Quedan pendientes: la ejecución de la prueba de carga a escala objetivo de 10 000 usuarios concurrentes (RNF-005) y pruebas end-to-end automatizadas para la aplicación móvil (actualmente solo cubierta con pruebas unitarias Jest).</w:t>
+        <w:t>El proyecto cuenta con una suite de pruebas automatizadas ya consolidada (Jest/Supertest en backend, Jest/Cypress en web, Jest/Cypress en móvil y Pytest en AI-services), integrada en 20 flujos de GitHub Actions que incluyen pruebas unitarias, de integración, end-to-end, de rendimiento, de seguridad (SAST/DAST) y de cobertura mínima del 80 % en módulos críticos. Este plan formaliza dicha estrategia frente a los requerimientos del SRS, confirma qué áreas ya están cubiertas y documenta explícitamente los vacíos (gaps) reales identificados durante la revisión. Los gaps originalmente detectados — explicabilidad SHAP a nivel de módulo (RF-006), pruebas de servicio del panel del doctor (RF-007) y pruebas E2E de la aplicación móvil (CP-018) — ya fueron cerrados mediante la implementación de test_shap_explainer.py, aiAnalysisReviewService.test.ts, aiAnalysisReview.integration.test.ts (ver sección 5.2) y cypress/e2e/login-dashboard-symptoms.cy.js / cypress/e2e/offline-sync.cy.js (ver sección 5.2). Queda pendiente: la ejecución de la prueba de carga a escala objetivo de 10 000 usuarios concurrentes (RNF-005).</w:t>
       </w:r>
     </w:p>
     <w:p>
@@ -721,7 +935,7 @@
           <w:b w:val="0"/>
           <w:i w:val="0"/>
         </w:rPr>
-        <w:t>Para dar visibilidad real del avance frente a los 12 RF y 12 RNF del SRS v2.0, cada caso de prueba del Catálogo de Pruebas se clasifica en tres niveles de avance: Implementado (100 %), En progreso (~50 %) y No iniciado (0 %). Esta clasificación se basa en la verificación directa de los archivos de prueba existentes en el repositorio (backend/tests/, ai-services/tests/, web/cypress/, mobile/medical-app/__tests__/), y no en documentación previa del proyecto — de hecho, se detectó que un reporte anterior (Documentation/CATALOGO_PRUEBAS.md) afirmaba una cobertura E2E móvil con Detox que no existe realmente en el repositorio.</w:t>
+        <w:t>Para dar visibilidad real del avance frente a los 12 RF y 12 RNF del SRS v2.0, el Catálogo de Pruebas (v1.6) segmenta cada uno de los 12 RF en sus 5 tipos de prueba definidos por el curso (Unitaria, Integración, Funcional, Rendimiento, Aceptación), totalizando 60 casos, más 8 casos complementarios de RNF — 68 casos en total. Cada uno de estos 68 casos se clasifica como Implementado, Implementado (parcial) o Pendiente, y cada RF/RNF se clasifica como Completo (5/5 tipos de prueba), En progreso (1 a 4 de 5 tipos) o No iniciado (0/5 tipos). Esta clasificación se basa en la verificación directa de los archivos de prueba existentes en el repositorio (backend/tests/, ai-services/tests/, web/cypress/, mobile/medical-app/cypress/), y no en documentación previa del proyecto — de hecho, se detectó que un reporte anterior (Documentation/CATALOGO_PRUEBAS.md) afirmaba una cobertura E2E móvil con Detox que no existía realmente en el repositorio. Este gap (CP-018) fue cerrado en la versión 1.3 con Cypress en lugar de Detox/Appium/Maestro, dado que el entorno de pruebas no dispone de un emulador/simulador Android o iOS; Cypress ejercita la misma capa web que corre dentro del WebView de Capacitor en el dispositivo real.</w:t>
       </w:r>
     </w:p>
     <w:p>
@@ -755,10 +969,6 @@
           </w:tcPr>
           <w:p>
             <w:r>
-              <w:rPr>
-                <w:b/>
-                <w:color w:val="FFFFFF"/>
-              </w:rPr>
               <w:t>Estado</w:t>
             </w:r>
           </w:p>
@@ -770,11 +980,7 @@
           </w:tcPr>
           <w:p>
             <w:r>
-              <w:rPr>
-                <w:b/>
-                <w:color w:val="FFFFFF"/>
-              </w:rPr>
-              <w:t>N.° de casos</w:t>
+              <w:t>N.° de RF (de 12)</w:t>
             </w:r>
           </w:p>
         </w:tc>
@@ -785,11 +991,7 @@
           </w:tcPr>
           <w:p>
             <w:r>
-              <w:rPr>
-                <w:b/>
-                <w:color w:val="FFFFFF"/>
-              </w:rPr>
-              <w:t>% del catálogo (20 casos)</w:t>
+              <w:t>% del total de RF</w:t>
             </w:r>
           </w:p>
         </w:tc>
@@ -801,7 +1003,7 @@
           </w:tcPr>
           <w:p>
             <w:r>
-              <w:t>Implementado (100 %)</w:t>
+              <w:t>Completo (5/5 tipos de prueba)</w:t>
             </w:r>
           </w:p>
         </w:tc>
@@ -811,7 +1013,7 @@
           </w:tcPr>
           <w:p>
             <w:r>
-              <w:t>18</w:t>
+              <w:t>6</w:t>
             </w:r>
           </w:p>
         </w:tc>
@@ -821,7 +1023,7 @@
           </w:tcPr>
           <w:p>
             <w:r>
-              <w:t>90 %</w:t>
+              <w:t>50 %</w:t>
             </w:r>
           </w:p>
         </w:tc>
@@ -833,7 +1035,7 @@
           </w:tcPr>
           <w:p>
             <w:r>
-              <w:t>En progreso (~50 %)</w:t>
+              <w:t>En progreso (1 a 4 de 5 tipos)</w:t>
             </w:r>
           </w:p>
         </w:tc>
@@ -843,7 +1045,7 @@
           </w:tcPr>
           <w:p>
             <w:r>
-              <w:t>1</w:t>
+              <w:t>6</w:t>
             </w:r>
           </w:p>
         </w:tc>
@@ -853,7 +1055,7 @@
           </w:tcPr>
           <w:p>
             <w:r>
-              <w:t>5 %</w:t>
+              <w:t>50 %</w:t>
             </w:r>
           </w:p>
         </w:tc>
@@ -865,7 +1067,7 @@
           </w:tcPr>
           <w:p>
             <w:r>
-              <w:t>No iniciado (0 %)</w:t>
+              <w:t>No iniciado (0/5 tipos)</w:t>
             </w:r>
           </w:p>
         </w:tc>
@@ -875,6 +1077,123 @@
           </w:tcPr>
           <w:p>
             <w:r>
+              <w:t>0</w:t>
+            </w:r>
+          </w:p>
+        </w:tc>
+        <w:tc>
+          <w:tcPr>
+            <w:tcW w:type="dxa" w:w="2880"/>
+          </w:tcPr>
+          <w:p>
+            <w:r>
+              <w:t>0 %</w:t>
+            </w:r>
+          </w:p>
+        </w:tc>
+      </w:tr>
+    </w:tbl>
+    <w:p>
+      <w:r>
+        <w:t>A nivel granular, el Catálogo de Pruebas contiene 68 casos (60 segmentados por tipo de prueba para los 12 RF, más 8 complementarios de RNF). Su distribución es la siguiente:</w:t>
+      </w:r>
+    </w:p>
+    <w:tbl>
+      <w:tblPr>
+        <w:tblStyle w:val="TableGrid"/>
+        <w:tblW w:type="auto" w:w="0"/>
+        <w:jc w:val="center"/>
+        <w:tblLook w:firstColumn="1" w:firstRow="1" w:lastColumn="0" w:lastRow="0" w:noHBand="0" w:noVBand="1" w:val="04A0"/>
+      </w:tblPr>
+      <w:tblGrid>
+        <w:gridCol w:w="2880"/>
+        <w:gridCol w:w="2880"/>
+        <w:gridCol w:w="2880"/>
+      </w:tblGrid>
+      <w:tr>
+        <w:tc>
+          <w:tcPr>
+            <w:tcW w:type="dxa" w:w="2880"/>
+            <w:shd w:val="clear" w:color="auto" w:fill="1F4E78"/>
+          </w:tcPr>
+          <w:p>
+            <w:r>
+              <w:t>Estado</w:t>
+            </w:r>
+          </w:p>
+        </w:tc>
+        <w:tc>
+          <w:tcPr>
+            <w:tcW w:type="dxa" w:w="2880"/>
+            <w:shd w:val="clear" w:color="auto" w:fill="1F4E78"/>
+          </w:tcPr>
+          <w:p>
+            <w:r>
+              <w:t>N.° de casos (de 68)</w:t>
+            </w:r>
+          </w:p>
+        </w:tc>
+        <w:tc>
+          <w:tcPr>
+            <w:tcW w:type="dxa" w:w="2880"/>
+            <w:shd w:val="clear" w:color="auto" w:fill="1F4E78"/>
+          </w:tcPr>
+          <w:p>
+            <w:r>
+              <w:t>%</w:t>
+            </w:r>
+          </w:p>
+        </w:tc>
+      </w:tr>
+      <w:tr>
+        <w:tc>
+          <w:tcPr>
+            <w:tcW w:type="dxa" w:w="2880"/>
+          </w:tcPr>
+          <w:p>
+            <w:r>
+              <w:t>Implementado</w:t>
+            </w:r>
+          </w:p>
+        </w:tc>
+        <w:tc>
+          <w:tcPr>
+            <w:tcW w:type="dxa" w:w="2880"/>
+          </w:tcPr>
+          <w:p>
+            <w:r>
+              <w:t>53</w:t>
+            </w:r>
+          </w:p>
+        </w:tc>
+        <w:tc>
+          <w:tcPr>
+            <w:tcW w:type="dxa" w:w="2880"/>
+          </w:tcPr>
+          <w:p>
+            <w:r>
+              <w:t>78 %</w:t>
+            </w:r>
+          </w:p>
+        </w:tc>
+      </w:tr>
+      <w:tr>
+        <w:tc>
+          <w:tcPr>
+            <w:tcW w:type="dxa" w:w="2880"/>
+          </w:tcPr>
+          <w:p>
+            <w:r>
+              <w:t>Implementado (parcial)</w:t>
+            </w:r>
+          </w:p>
+        </w:tc>
+        <w:tc>
+          <w:tcPr>
+            <w:tcW w:type="dxa" w:w="2880"/>
+          </w:tcPr>
+          <w:p>
+            <w:r>
               <w:t>1</w:t>
             </w:r>
           </w:p>
@@ -885,7 +1204,71 @@
           </w:tcPr>
           <w:p>
             <w:r>
-              <w:t>5 %</w:t>
+              <w:t>1 %</w:t>
+            </w:r>
+          </w:p>
+        </w:tc>
+      </w:tr>
+      <w:tr>
+        <w:tc>
+          <w:tcPr>
+            <w:tcW w:type="dxa" w:w="2880"/>
+          </w:tcPr>
+          <w:p>
+            <w:r>
+              <w:t>En progreso</w:t>
+            </w:r>
+          </w:p>
+        </w:tc>
+        <w:tc>
+          <w:tcPr>
+            <w:tcW w:type="dxa" w:w="2880"/>
+          </w:tcPr>
+          <w:p>
+            <w:r>
+              <w:t>1</w:t>
+            </w:r>
+          </w:p>
+        </w:tc>
+        <w:tc>
+          <w:tcPr>
+            <w:tcW w:type="dxa" w:w="2880"/>
+          </w:tcPr>
+          <w:p>
+            <w:r>
+              <w:t>1 %</w:t>
+            </w:r>
+          </w:p>
+        </w:tc>
+      </w:tr>
+      <w:tr>
+        <w:tc>
+          <w:tcPr>
+            <w:tcW w:type="dxa" w:w="2880"/>
+          </w:tcPr>
+          <w:p>
+            <w:r>
+              <w:t>Pendiente</w:t>
+            </w:r>
+          </w:p>
+        </w:tc>
+        <w:tc>
+          <w:tcPr>
+            <w:tcW w:type="dxa" w:w="2880"/>
+          </w:tcPr>
+          <w:p>
+            <w:r>
+              <w:t>13</w:t>
+            </w:r>
+          </w:p>
+        </w:tc>
+        <w:tc>
+          <w:tcPr>
+            <w:tcW w:type="dxa" w:w="2880"/>
+          </w:tcPr>
+          <w:p>
+            <w:r>
+              <w:t>19 %</w:t>
             </w:r>
           </w:p>
         </w:tc>
@@ -977,7 +1360,7 @@
           </w:tcPr>
           <w:p>
             <w:r>
-              <w:t>CP-001 / CP-001b</w:t>
+              <w:t>CP-001 (5/5 tipos)</w:t>
             </w:r>
           </w:p>
         </w:tc>
@@ -997,7 +1380,7 @@
           </w:tcPr>
           <w:p>
             <w:r>
-              <w:t>authController.test.ts, auth.integration.test.ts, oauth2Service.test.ts, auth-authorization.security.test.ts</w:t>
+              <w:t>authController.test.ts, auth.integration.test.ts, oauth2Service.test.ts, api-performance.perf.test.ts (Auth Endpoints)</w:t>
             </w:r>
           </w:p>
         </w:tc>
@@ -1009,7 +1392,7 @@
           </w:tcPr>
           <w:p>
             <w:r>
-              <w:t>CP-002 / CP-002b</w:t>
+              <w:t>CP-002 (5/5 tipos)</w:t>
             </w:r>
           </w:p>
         </w:tc>
@@ -1029,7 +1412,7 @@
           </w:tcPr>
           <w:p>
             <w:r>
-              <w:t>test_symptom_analyzer_endpoints.py, test_symptom_ml_analyzer_endpoints.py, test_symptom_analysis_service.py</w:t>
+              <w:t>test_symptom_analyzer_endpoints.py, test_symptom_ml_analyzer_endpoints.py, test_symptom_analysis_service.py, flows.test.ts</w:t>
             </w:r>
           </w:p>
         </w:tc>
@@ -1041,7 +1424,7 @@
           </w:tcPr>
           <w:p>
             <w:r>
-              <w:t>CP-003</w:t>
+              <w:t>CP-004 (5/5 tipos)</w:t>
             </w:r>
           </w:p>
         </w:tc>
@@ -1051,7 +1434,7 @@
           </w:tcPr>
           <w:p>
             <w:r>
-              <w:t>RF-003 Análisis de tos por audio</w:t>
+              <w:t>RF-004 Reglas clínicas de emergencia</w:t>
             </w:r>
           </w:p>
         </w:tc>
@@ -1061,7 +1444,7 @@
           </w:tcPr>
           <w:p>
             <w:r>
-              <w:t>test_audio_analyzer_endpoints.py, test_audio_transcription_service.py</w:t>
+              <w:t>emergencyService.test.ts, emergency.integration.test.ts, emergency.e2e.test.ts, api-performance.perf.test.ts (Emergency Endpoints)</w:t>
             </w:r>
           </w:p>
         </w:tc>
@@ -1073,7 +1456,7 @@
           </w:tcPr>
           <w:p>
             <w:r>
-              <w:t>CP-004</w:t>
+              <w:t>CP-008 (5/5 tipos)</w:t>
             </w:r>
           </w:p>
         </w:tc>
@@ -1083,7 +1466,7 @@
           </w:tcPr>
           <w:p>
             <w:r>
-              <w:t>RF-004 Reglas clínicas de emergencia</w:t>
+              <w:t>RF-008 Historial clínico electrónico</w:t>
             </w:r>
           </w:p>
         </w:tc>
@@ -1093,7 +1476,7 @@
           </w:tcPr>
           <w:p>
             <w:r>
-              <w:t>emergencyService.test.ts, emergency.integration.test.ts, emergency.e2e.test.ts</w:t>
+              <w:t>MedicalHistory.test.ts, medicalHistoryController.test.ts, medicalHistoryAdvanced.integration.test.ts, flows.test.ts, api-performance.perf.test.ts (Medical History Endpoints)</w:t>
             </w:r>
           </w:p>
         </w:tc>
@@ -1105,7 +1488,7 @@
           </w:tcPr>
           <w:p>
             <w:r>
-              <w:t>CP-005</w:t>
+              <w:t>CP-009 (5/5 tipos)</w:t>
             </w:r>
           </w:p>
         </w:tc>
@@ -1115,7 +1498,7 @@
           </w:tcPr>
           <w:p>
             <w:r>
-              <w:t>RF-005 Validación de coherencia médica</w:t>
+              <w:t>RF-009 Alertas y notificaciones</w:t>
             </w:r>
           </w:p>
         </w:tc>
@@ -1125,7 +1508,7 @@
           </w:tcPr>
           <w:p>
             <w:r>
-              <w:t>test_medical_validation_rules.py</w:t>
+              <w:t>alertService.test.ts, alertProcessing.integration.test.ts, alerts.integration.test.ts, alerts.e2e.test.ts, api-performance.perf.test.ts (Alerts Endpoints)</w:t>
             </w:r>
           </w:p>
         </w:tc>
@@ -1137,7 +1520,7 @@
           </w:tcPr>
           <w:p>
             <w:r>
-              <w:t>CP-008</w:t>
+              <w:t>CP-010 (5/5 tipos)</w:t>
             </w:r>
           </w:p>
         </w:tc>
@@ -1147,7 +1530,7 @@
           </w:tcPr>
           <w:p>
             <w:r>
-              <w:t>RF-008 Historial clínico electrónico</w:t>
+              <w:t>RF-010 Reportes y estadísticas</w:t>
             </w:r>
           </w:p>
         </w:tc>
@@ -1157,7 +1540,7 @@
           </w:tcPr>
           <w:p>
             <w:r>
-              <w:t>MedicalHistory.test.ts, medicalHistoryAdvanced.integration.test.ts</w:t>
+              <w:t>reportService.test.ts, biConnectorService.test.ts, analytics.integration.test.ts, automaticReports.integration.test.ts, load.test.ts, flows.test.ts</w:t>
             </w:r>
           </w:p>
         </w:tc>
@@ -1169,7 +1552,7 @@
           </w:tcPr>
           <w:p>
             <w:r>
-              <w:t>CP-009</w:t>
+              <w:t>CP-001b</w:t>
             </w:r>
           </w:p>
         </w:tc>
@@ -1179,7 +1562,7 @@
           </w:tcPr>
           <w:p>
             <w:r>
-              <w:t>RF-009 Alertas y notificaciones</w:t>
+              <w:t>RF-001 (RBAC / control de acceso)</w:t>
             </w:r>
           </w:p>
         </w:tc>
@@ -1189,7 +1572,7 @@
           </w:tcPr>
           <w:p>
             <w:r>
-              <w:t>alertService.test.ts, alertProcessing.integration.test.ts, alerts.e2e.test.ts</w:t>
+              <w:t>auth-authorization.security.test.ts</w:t>
             </w:r>
           </w:p>
         </w:tc>
@@ -1201,7 +1584,7 @@
           </w:tcPr>
           <w:p>
             <w:r>
-              <w:t>CP-010</w:t>
+              <w:t>CP-002b</w:t>
             </w:r>
           </w:p>
         </w:tc>
@@ -1211,7 +1594,7 @@
           </w:tcPr>
           <w:p>
             <w:r>
-              <w:t>RF-010 Reportes y estadísticas</w:t>
+              <w:t>RF-002 (entradas inválidas/vacías)</w:t>
             </w:r>
           </w:p>
         </w:tc>
@@ -1221,7 +1604,7 @@
           </w:tcPr>
           <w:p>
             <w:r>
-              <w:t>reportService.test.ts, biConnectorService.test.ts, analyticsService.test.ts</w:t>
+              <w:t>test_symptom_ml_analyzer_endpoints.py</w:t>
             </w:r>
           </w:p>
         </w:tc>
@@ -1233,7 +1616,7 @@
           </w:tcPr>
           <w:p>
             <w:r>
-              <w:t>CP-011</w:t>
+              <w:t>CP-013</w:t>
             </w:r>
           </w:p>
         </w:tc>
@@ -1243,7 +1626,7 @@
           </w:tcPr>
           <w:p>
             <w:r>
-              <w:t>RF-011 Módulo educativo</w:t>
+              <w:t>RNF-002 Rendimiento (&lt; 3 s)</w:t>
             </w:r>
           </w:p>
         </w:tc>
@@ -1253,7 +1636,7 @@
           </w:tcPr>
           <w:p>
             <w:r>
-              <w:t>educationalContentService.test.ts, EducationalContent.test.ts</w:t>
+              <w:t>api-performance.perf.test.ts, load.test.ts</w:t>
             </w:r>
           </w:p>
         </w:tc>
@@ -1265,7 +1648,7 @@
           </w:tcPr>
           <w:p>
             <w:r>
-              <w:t>CP-012</w:t>
+              <w:t>CP-015</w:t>
             </w:r>
           </w:p>
         </w:tc>
@@ -1275,7 +1658,7 @@
           </w:tcPr>
           <w:p>
             <w:r>
-              <w:t>RF-012 Geolocalización de centros de salud</w:t>
+              <w:t>RNF-004 Seguridad</w:t>
             </w:r>
           </w:p>
         </w:tc>
@@ -1285,7 +1668,7 @@
           </w:tcPr>
           <w:p>
             <w:r>
-              <w:t>healthCenterService.test.ts, healthCenters.integration.test.ts</w:t>
+              <w:t>dast-scan.yml, sast-scan.yml, auth-authorization.security.test.ts</w:t>
             </w:r>
           </w:p>
         </w:tc>
@@ -1297,7 +1680,7 @@
           </w:tcPr>
           <w:p>
             <w:r>
-              <w:t>CP-013</w:t>
+              <w:t>CP-016</w:t>
             </w:r>
           </w:p>
         </w:tc>
@@ -1307,7 +1690,7 @@
           </w:tcPr>
           <w:p>
             <w:r>
-              <w:t>RNF-002 Rendimiento (&lt; 3 s)</w:t>
+              <w:t>RNF-008 Interoperabilidad HL7/FHIR</w:t>
             </w:r>
           </w:p>
         </w:tc>
@@ -1317,7 +1700,7 @@
           </w:tcPr>
           <w:p>
             <w:r>
-              <w:t>api-performance.perf.test.ts, load.test.ts</w:t>
+              <w:t>fhirService.test.ts, fhirController.test.ts, hl7Parser.test.ts</w:t>
             </w:r>
           </w:p>
         </w:tc>
@@ -1329,7 +1712,7 @@
           </w:tcPr>
           <w:p>
             <w:r>
-              <w:t>CP-015</w:t>
+              <w:t>CP-017</w:t>
             </w:r>
           </w:p>
         </w:tc>
@@ -1339,7 +1722,7 @@
           </w:tcPr>
           <w:p>
             <w:r>
-              <w:t>RNF-004 Seguridad</w:t>
+              <w:t>RNF-012 Cobertura ≥80 %</w:t>
             </w:r>
           </w:p>
         </w:tc>
@@ -1349,7 +1732,7 @@
           </w:tcPr>
           <w:p>
             <w:r>
-              <w:t>dast-scan.yml, sast-scan.yml, auth-authorization.security.test.ts</w:t>
+              <w:t>Umbrales configurados en pytest.ini / jest.config.js, verificados en CI</w:t>
             </w:r>
           </w:p>
         </w:tc>
@@ -1361,7 +1744,7 @@
           </w:tcPr>
           <w:p>
             <w:r>
-              <w:t>CP-016</w:t>
+              <w:t>CP-018</w:t>
             </w:r>
           </w:p>
         </w:tc>
@@ -1371,7 +1754,7 @@
           </w:tcPr>
           <w:p>
             <w:r>
-              <w:t>RNF-008 Interoperabilidad HL7/FHIR</w:t>
+              <w:t>RNF-006 / uso de RF-002 en móvil</w:t>
             </w:r>
           </w:p>
         </w:tc>
@@ -1381,103 +1764,7 @@
           </w:tcPr>
           <w:p>
             <w:r>
-              <w:t>fhirService.test.ts, fhirController.test.ts, hl7Parser.test.ts</w:t>
-            </w:r>
-          </w:p>
-        </w:tc>
-      </w:tr>
-      <w:tr>
-        <w:tc>
-          <w:tcPr>
-            <w:tcW w:type="dxa" w:w="1701"/>
-          </w:tcPr>
-          <w:p>
-            <w:r>
-              <w:t>CP-017</w:t>
-            </w:r>
-          </w:p>
-        </w:tc>
-        <w:tc>
-          <w:tcPr>
-            <w:tcW w:type="dxa" w:w="3402"/>
-          </w:tcPr>
-          <w:p>
-            <w:r>
-              <w:t>RNF-012 Cobertura ≥80 %</w:t>
-            </w:r>
-          </w:p>
-        </w:tc>
-        <w:tc>
-          <w:tcPr>
-            <w:tcW w:type="dxa" w:w="3969"/>
-          </w:tcPr>
-          <w:p>
-            <w:r>
-              <w:t>Umbrales configurados en pytest.ini / jest.config.js, verificados en CI</w:t>
-            </w:r>
-          </w:p>
-        </w:tc>
-      </w:tr>
-      <w:tr>
-        <w:tc>
-          <w:tcPr>
-            <w:tcW w:type="dxa" w:w="1701"/>
-          </w:tcPr>
-          <w:p>
-            <w:r>
-              <w:t>CP-006</w:t>
-            </w:r>
-          </w:p>
-        </w:tc>
-        <w:tc>
-          <w:tcPr>
-            <w:tcW w:type="dxa" w:w="3402"/>
-          </w:tcPr>
-          <w:p>
-            <w:r>
-              <w:t>RF-006 Explicabilidad (SHAP)</w:t>
-            </w:r>
-          </w:p>
-        </w:tc>
-        <w:tc>
-          <w:tcPr>
-            <w:tcW w:type="dxa" w:w="3969"/>
-          </w:tcPr>
-          <w:p>
-            <w:r>
-              <w:t>test_shap_explainer.py (14 casos: load_model, explain_prediction, explain_batch, get_feature_importance_summary), sumado al ya existente test_patient_friendly_explainer.py para la capa de presentación.</w:t>
-            </w:r>
-          </w:p>
-        </w:tc>
-      </w:tr>
-      <w:tr>
-        <w:tc>
-          <w:tcPr>
-            <w:tcW w:type="dxa" w:w="1701"/>
-          </w:tcPr>
-          <w:p>
-            <w:r>
-              <w:t>CP-007</w:t>
-            </w:r>
-          </w:p>
-        </w:tc>
-        <w:tc>
-          <w:tcPr>
-            <w:tcW w:type="dxa" w:w="3402"/>
-          </w:tcPr>
-          <w:p>
-            <w:r>
-              <w:t>RF-007 Panel del doctor</w:t>
-            </w:r>
-          </w:p>
-        </w:tc>
-        <w:tc>
-          <w:tcPr>
-            <w:tcW w:type="dxa" w:w="3969"/>
-          </w:tcPr>
-          <w:p>
-            <w:r>
-              <w:t>aiAnalysisReviewService.test.ts (13 casos, 100 % de cobertura de statements/functions/lines) y aiAnalysisReview.integration.test.ts (11 casos end-to-end sobre /api/v1/ai-analysis con mongodb-memory-server), cubriendo aprobación, rechazo, ajuste, firma electrónica, autorización por rol y bloqueo de doble revisión.</w:t>
+              <w:t>cypress/e2e/login-dashboard-symptoms.cy.js (3 tests), cypress/e2e/offline-sync.cy.js (3 tests) — 6/6 pasando</w:t>
             </w:r>
           </w:p>
         </w:tc>
@@ -1500,7 +1787,7 @@
           <w:b w:val="0"/>
           <w:i w:val="0"/>
         </w:rPr>
-        <w:t>Cuentan con evidencia parcial: existe una parte del componente probado, pero falta el caso de prueba específico o la ejecución a la escala/objetivo definido:</w:t>
+        <w:t>Cuentan con evidencia parcial: existe una parte del componente probado, pero falta uno o más tipos de prueba definidos por el curso (Unitaria, Integración, Funcional, Rendimiento, Aceptación) para completar el RF/RNF, o falta ejecutar la prueba a la escala/objetivo definido:</w:t>
       </w:r>
     </w:p>
     <w:tbl>
@@ -1585,13 +1872,265 @@
           </w:tcPr>
           <w:p>
             <w:r>
+              <w:t>CP-003</w:t>
+            </w:r>
+          </w:p>
+        </w:tc>
+        <w:tc>
+          <w:tcPr>
+            <w:tcW w:type="dxa" w:w="3402"/>
+          </w:tcPr>
+          <w:p>
+            <w:r>
+              <w:t>RF-003 Análisis de tos por audio</w:t>
+            </w:r>
+          </w:p>
+        </w:tc>
+        <w:tc>
+          <w:tcPr>
+            <w:tcW w:type="dxa" w:w="1134"/>
+          </w:tcPr>
+          <w:p>
+            <w:r>
+              <w:t>4/5 (80 %)</w:t>
+            </w:r>
+          </w:p>
+        </w:tc>
+        <w:tc>
+          <w:tcPr>
+            <w:tcW w:type="dxa" w:w="4535"/>
+          </w:tcPr>
+          <w:p>
+            <w:r>
+              <w:t>Implementado: Unitaria, Integración, Funcional, Aceptación. Pendiente: Rendimiento — no existe un SLA dedicado para el endpoint de audio/espectrograma.</w:t>
+            </w:r>
+          </w:p>
+        </w:tc>
+      </w:tr>
+      <w:tr>
+        <w:tc>
+          <w:tcPr>
+            <w:tcW w:type="dxa" w:w="2160"/>
+          </w:tcPr>
+          <w:p>
+            <w:r>
+              <w:t>CP-005</w:t>
+            </w:r>
+          </w:p>
+        </w:tc>
+        <w:tc>
+          <w:tcPr>
+            <w:tcW w:type="dxa" w:w="2160"/>
+          </w:tcPr>
+          <w:p>
+            <w:r>
+              <w:t>RF-005 Validación de coherencia médica</w:t>
+            </w:r>
+          </w:p>
+        </w:tc>
+        <w:tc>
+          <w:tcPr>
+            <w:tcW w:type="dxa" w:w="2160"/>
+          </w:tcPr>
+          <w:p>
+            <w:r>
+              <w:t>3/5 (60 %)</w:t>
+            </w:r>
+          </w:p>
+        </w:tc>
+        <w:tc>
+          <w:tcPr>
+            <w:tcW w:type="dxa" w:w="2160"/>
+          </w:tcPr>
+          <w:p>
+            <w:r>
+              <w:t>Implementado: Unitaria, Integración, Aceptación. Pendiente: Funcional (falta un flujo explícito con síntomas incoherentes en flows.test.ts) y Rendimiento.</w:t>
+            </w:r>
+          </w:p>
+        </w:tc>
+      </w:tr>
+      <w:tr>
+        <w:tc>
+          <w:tcPr>
+            <w:tcW w:type="dxa" w:w="2160"/>
+          </w:tcPr>
+          <w:p>
+            <w:r>
+              <w:t>CP-006</w:t>
+            </w:r>
+          </w:p>
+        </w:tc>
+        <w:tc>
+          <w:tcPr>
+            <w:tcW w:type="dxa" w:w="2160"/>
+          </w:tcPr>
+          <w:p>
+            <w:r>
+              <w:t>RF-006 Explicabilidad (SHAP)</w:t>
+            </w:r>
+          </w:p>
+        </w:tc>
+        <w:tc>
+          <w:tcPr>
+            <w:tcW w:type="dxa" w:w="2160"/>
+          </w:tcPr>
+          <w:p>
+            <w:r>
+              <w:t>2/5 (40 %)</w:t>
+            </w:r>
+          </w:p>
+        </w:tc>
+        <w:tc>
+          <w:tcPr>
+            <w:tcW w:type="dxa" w:w="2160"/>
+          </w:tcPr>
+          <w:p>
+            <w:r>
+              <w:t>Implementado: Unitaria (test_shap_explainer.py), Aceptación. Pendiente: Integración — no existe un endpoint /symptom-analyzer/explain —, Funcional y Rendimiento.</w:t>
+            </w:r>
+          </w:p>
+        </w:tc>
+      </w:tr>
+      <w:tr>
+        <w:tc>
+          <w:tcPr>
+            <w:tcW w:type="dxa" w:w="2160"/>
+          </w:tcPr>
+          <w:p>
+            <w:r>
+              <w:t>CP-007</w:t>
+            </w:r>
+          </w:p>
+        </w:tc>
+        <w:tc>
+          <w:tcPr>
+            <w:tcW w:type="dxa" w:w="2160"/>
+          </w:tcPr>
+          <w:p>
+            <w:r>
+              <w:t>RF-007 Panel del doctor</w:t>
+            </w:r>
+          </w:p>
+        </w:tc>
+        <w:tc>
+          <w:tcPr>
+            <w:tcW w:type="dxa" w:w="2160"/>
+          </w:tcPr>
+          <w:p>
+            <w:r>
+              <w:t>3/5 (60 %)</w:t>
+            </w:r>
+          </w:p>
+        </w:tc>
+        <w:tc>
+          <w:tcPr>
+            <w:tcW w:type="dxa" w:w="2160"/>
+          </w:tcPr>
+          <w:p>
+            <w:r>
+              <w:t>Implementado: Unitaria, Integración, Aceptación. Pendiente: Funcional (falta un flujo explícito en flows.test.ts) y Rendimiento.</w:t>
+            </w:r>
+          </w:p>
+        </w:tc>
+      </w:tr>
+      <w:tr>
+        <w:tc>
+          <w:tcPr>
+            <w:tcW w:type="dxa" w:w="2160"/>
+          </w:tcPr>
+          <w:p>
+            <w:r>
+              <w:t>CP-011</w:t>
+            </w:r>
+          </w:p>
+        </w:tc>
+        <w:tc>
+          <w:tcPr>
+            <w:tcW w:type="dxa" w:w="2160"/>
+          </w:tcPr>
+          <w:p>
+            <w:r>
+              <w:t>RF-011 Módulo educativo</w:t>
+            </w:r>
+          </w:p>
+        </w:tc>
+        <w:tc>
+          <w:tcPr>
+            <w:tcW w:type="dxa" w:w="2160"/>
+          </w:tcPr>
+          <w:p>
+            <w:r>
+              <w:t>1/5 + Aceptación parcial (~30 %)</w:t>
+            </w:r>
+          </w:p>
+        </w:tc>
+        <w:tc>
+          <w:tcPr>
+            <w:tcW w:type="dxa" w:w="2160"/>
+          </w:tcPr>
+          <w:p>
+            <w:r>
+              <w:t>Implementado: Unitaria (educationalContentService.test.ts, educationalContentController.test.ts, EducationalContent.test.ts). Aceptación: parcial. Pendiente: Integración (no existe test contra rutas reales), Funcional y Rendimiento.</w:t>
+            </w:r>
+          </w:p>
+        </w:tc>
+      </w:tr>
+      <w:tr>
+        <w:tc>
+          <w:tcPr>
+            <w:tcW w:type="dxa" w:w="2160"/>
+          </w:tcPr>
+          <w:p>
+            <w:r>
+              <w:t>CP-012</w:t>
+            </w:r>
+          </w:p>
+        </w:tc>
+        <w:tc>
+          <w:tcPr>
+            <w:tcW w:type="dxa" w:w="2160"/>
+          </w:tcPr>
+          <w:p>
+            <w:r>
+              <w:t>RF-012 Geolocalización de centros de salud</w:t>
+            </w:r>
+          </w:p>
+        </w:tc>
+        <w:tc>
+          <w:tcPr>
+            <w:tcW w:type="dxa" w:w="2160"/>
+          </w:tcPr>
+          <w:p>
+            <w:r>
+              <w:t>3/5 (60 %)</w:t>
+            </w:r>
+          </w:p>
+        </w:tc>
+        <w:tc>
+          <w:tcPr>
+            <w:tcW w:type="dxa" w:w="2160"/>
+          </w:tcPr>
+          <w:p>
+            <w:r>
+              <w:t>Implementado: Unitaria, Integración, Aceptación. Pendiente: Funcional (falta un flujo o spec Cypress dedicado) y Rendimiento.</w:t>
+            </w:r>
+          </w:p>
+        </w:tc>
+      </w:tr>
+      <w:tr>
+        <w:tc>
+          <w:tcPr>
+            <w:tcW w:type="dxa" w:w="2160"/>
+          </w:tcPr>
+          <w:p>
+            <w:r>
               <w:t>CP-014</w:t>
             </w:r>
           </w:p>
         </w:tc>
         <w:tc>
           <w:tcPr>
-            <w:tcW w:type="dxa" w:w="3402"/>
+            <w:tcW w:type="dxa" w:w="2160"/>
           </w:tcPr>
           <w:p>
             <w:r>
@@ -1601,7 +2140,7 @@
         </w:tc>
         <w:tc>
           <w:tcPr>
-            <w:tcW w:type="dxa" w:w="1134"/>
+            <w:tcW w:type="dxa" w:w="2160"/>
           </w:tcPr>
           <w:p>
             <w:r>
@@ -1611,7 +2150,7 @@
         </w:tc>
         <w:tc>
           <w:tcPr>
-            <w:tcW w:type="dxa" w:w="4535"/>
+            <w:tcW w:type="dxa" w:w="2160"/>
           </w:tcPr>
           <w:p>
             <w:r>
@@ -1638,7 +2177,7 @@
           <w:b w:val="0"/>
           <w:i w:val="0"/>
         </w:rPr>
-        <w:t>No cuentan con ninguna prueba automatizada al momento de esta revisión:</w:t>
+        <w:t>Ningún RF ni RNF del catálogo se encuentra en este nivel (0 % de avance) al momento de esta revisión:</w:t>
       </w:r>
     </w:p>
     <w:tbl>
@@ -1707,7 +2246,7 @@
           </w:tcPr>
           <w:p>
             <w:r>
-              <w:t>CP-018</w:t>
+              <w:t>—</w:t>
             </w:r>
           </w:p>
         </w:tc>
@@ -1717,7 +2256,7 @@
           </w:tcPr>
           <w:p>
             <w:r>
-              <w:t>E2E móvil (RNF-006 / uso de RF-002 en móvil)</w:t>
+              <w:t>—</w:t>
             </w:r>
           </w:p>
         </w:tc>
@@ -1727,7 +2266,7 @@
           </w:tcPr>
           <w:p>
             <w:r>
-              <w:t>No existe el directorio mobile/e2e/ ni dependencia Detox/Appium/Maestro en package.json. La aplicación móvil solo cuenta con pruebas unitarias Jest; no hay ningún framework E2E configurado, a pesar de que documentación previa del proyecto lo daba por completo.</w:t>
+              <w:t>Ningún RF ni RNF del catálogo tiene 0 % de avance: los 12 RF cuentan al menos con las pruebas Unitaria y de Aceptación implementadas. Los 13 vacíos puntuales por tipo de prueba específico (RF-003, RF-005, RF-006, RF-007, RF-011, RF-012) están documentados en la sección 5.3, dentro de cada RF en progreso.</w:t>
             </w:r>
           </w:p>
         </w:tc>
@@ -2332,7 +2871,7 @@
           </w:tcPr>
           <w:p>
             <w:r>
-              <w:t>React Native / Capacitor (Next.js híbrido), Jest 29.7</w:t>
+              <w:t>React Native / Capacitor (Next.js híbrido), Jest 29.7, Cypress 16.0</w:t>
             </w:r>
           </w:p>
         </w:tc>
@@ -2399,7 +2938,7 @@
           <w:b w:val="0"/>
           <w:i w:val="0"/>
         </w:rPr>
-        <w:t>Para efectos de esta planificación, se consideran como funcionalidades a cubrir la totalidad de RF-001 a RF-012. Los gaps de RF-006 (módulo shap_explainer.py) y RF-007 (aiAnalysisReviewService.ts / aiAnalysisReviewRoutes.ts) ya fueron cerrados (ver sección 5.2); los pendientes restantes son la ejecución de la prueba de carga a escala de 10 000 usuarios (RNF-005) y la configuración de un framework E2E para la app móvil. El detalle caso por caso se documenta en el Catálogo de Pruebas (Catalogo_de_Pruebas_RespiCare.xlsx) adjunto a este plan.</w:t>
+        <w:t>Para efectos de esta planificación, se consideran como funcionalidades a cubrir la totalidad de RF-001 a RF-012. Los gaps de RF-006 (módulo shap_explainer.py), RF-007 (aiAnalysisReviewService.ts / aiAnalysisReviewRoutes.ts) y CP-018 (E2E móvil) ya fueron cerrados (ver sección 5.2); el pendiente restante es la ejecución de la prueba de carga a escala de 10 000 usuarios (RNF-005). El detalle caso por caso se documenta en el Catálogo de Pruebas (Catalogo_de_Pruebas_RespiCare.xlsx) adjunto a este plan.</w:t>
       </w:r>
     </w:p>
     <w:p>
@@ -2754,7 +3293,7 @@
           </w:tcPr>
           <w:p>
             <w:r>
-              <w:t>Cypress (Web)</w:t>
+              <w:t>Cypress (Web y Móvil)</w:t>
             </w:r>
           </w:p>
         </w:tc>
@@ -2764,7 +3303,7 @@
           </w:tcPr>
           <w:p>
             <w:r>
-              <w:t>Web (10+ flujos); Móvil pendiente de framework E2E</w:t>
+              <w:t>Web (10+ flujos); Móvil (login → dashboard → análisis de síntomas; offline → sincronización, CP-018)</w:t>
             </w:r>
           </w:p>
         </w:tc>
@@ -3622,7 +4161,7 @@
           </w:tcPr>
           <w:p>
             <w:r>
-              <w:t>Mag. Alberto Johnatan Flor Rodríguez</w:t>
+              <w:t>Mag. Ricardo Eduardo Valcárcel Alvarado</w:t>
             </w:r>
           </w:p>
         </w:tc>
